--- a/templates/office/Phase3_기성검수신청서_중간보고서.docx
+++ b/templates/office/Phase3_기성검수신청서_중간보고서.docx
@@ -3,77 +3,72 @@
 <w:document xmlns:wpc="http://schemas.microsoft.com/office/word/2010/wordprocessingCanvas" xmlns:mo="http://schemas.microsoft.com/office/mac/office/2008/main" xmlns:mc="http://schemas.openxmlformats.org/markup-compatibility/2006" xmlns:mv="urn:schemas-microsoft-com:mac:vml" xmlns:o="urn:schemas-microsoft-com:office:office" xmlns:r="http://schemas.openxmlformats.org/officeDocument/2006/relationships" xmlns:m="http://schemas.openxmlformats.org/officeDocument/2006/math" xmlns:v="urn:schemas-microsoft-com:vml" xmlns:wp14="http://schemas.microsoft.com/office/word/2010/wordprocessingDrawing" xmlns:wp="http://schemas.openxmlformats.org/drawingml/2006/wordprocessingDrawing" xmlns:w10="urn:schemas-microsoft-com:office:word" xmlns:w="http://schemas.openxmlformats.org/wordprocessingml/2006/main" xmlns:w14="http://schemas.microsoft.com/office/word/2010/wordml" xmlns:wpg="http://schemas.microsoft.com/office/word/2010/wordprocessingGroup" xmlns:wpi="http://schemas.microsoft.com/office/word/2010/wordprocessingInk" xmlns:wne="http://schemas.microsoft.com/office/word/2006/wordml" xmlns:wps="http://schemas.microsoft.com/office/word/2010/wordprocessingShape" mc:Ignorable="w14 wp14">
   <w:body>
     <w:p>
-      <w:pPr>
-        <w:jc w:val="center"/>
-      </w:pPr>
       <w:r>
         <w:rPr>
-          <w:rFonts w:ascii="Malgun Gothic" w:hAnsi="Malgun Gothic"/>
+          <w:rFonts w:ascii="맑은 고딕" w:hAnsi="맑은 고딕" w:eastAsia="맑은 고딕"/>
           <w:b/>
-          <w:color w:val="1E293B"/>
+          <w:color w:val="2563EB"/>
+          <w:sz w:val="17"/>
+        </w:rPr>
+        <w:t>[엠파시 엔터프라이즈 표준 사업관리 서식] 문서번호: EMP-DOC-P3-05 | 사업명: 한빛글로벌 SyncGuard AI 시스템 구축</w:t>
+      </w:r>
+    </w:p>
+    <w:p>
+      <w:r>
+        <w:rPr>
+          <w:rFonts w:ascii="맑은 고딕" w:hAnsi="맑은 고딕" w:eastAsia="맑은 고딕"/>
+          <w:b/>
+          <w:color w:val="0F172A"/>
           <w:sz w:val="36"/>
         </w:rPr>
         <w:t>기성(중도금) 검수 신청서 및 중간보고서</w:t>
       </w:r>
     </w:p>
     <w:p>
-      <w:pPr>
-        <w:jc w:val="center"/>
-      </w:pPr>
       <w:r>
         <w:rPr>
-          <w:rFonts w:ascii="Malgun Gothic" w:hAnsi="Malgun Gothic"/>
-          <w:color w:val="64748B"/>
+          <w:rFonts w:ascii="맑은 고딕" w:hAnsi="맑은 고딕" w:eastAsia="맑은 고딕"/>
+          <w:b w:val="0"/>
+          <w:color w:val="475569"/>
           <w:sz w:val="21"/>
         </w:rPr>
-        <w:t>중간 마일스톤 달성 검사 요청 및 기성 대금 청구서</w:t>
-      </w:r>
-    </w:p>
-    <w:p/>
-    <w:p>
-      <w:pPr>
-        <w:spacing w:before="160" w:after="80"/>
-      </w:pPr>
-      <w:r>
-        <w:rPr>
-          <w:rFonts w:ascii="Malgun Gothic" w:hAnsi="Malgun Gothic"/>
-          <w:b/>
-          <w:color w:val="2563EB"/>
-          <w:sz w:val="26"/>
-        </w:rPr>
-        <w:t>1. 기성 검수 신청 개요</w:t>
+        <w:t>Phase 3 상세설계 완료 및 핵심 모듈 공정률 72.5% 달성에 따른 1차 기성금(40%) 검수 신청서</w:t>
       </w:r>
     </w:p>
     <w:tbl>
       <w:tblPr>
+        <w:tblStyle w:val="TableGrid"/>
         <w:tblW w:type="auto" w:w="0"/>
         <w:jc w:val="center"/>
-        <w:tblLayout w:type="autofit"/>
         <w:tblLook w:firstColumn="1" w:firstRow="1" w:lastColumn="0" w:lastRow="0" w:noHBand="0" w:noVBand="1" w:val="04A0"/>
       </w:tblPr>
       <w:tblGrid>
-        <w:gridCol w:w="4680"/>
-        <w:gridCol w:w="4680"/>
+        <w:gridCol w:w="4896"/>
+        <w:gridCol w:w="4896"/>
       </w:tblGrid>
       <w:tr>
         <w:tc>
           <w:tcPr>
-            <w:tcW w:type="dxa" w:w="4680"/>
+            <w:tcW w:type="dxa" w:w="4896"/>
+            <w:shd w:fill="1B365D"/>
             <w:tcMar>
-              <w:top w:w="100" w:type="dxa"/>
-              <w:bottom w:w="100" w:type="dxa"/>
-              <w:left w:w="130" w:type="dxa"/>
-              <w:right w:w="130" w:type="dxa"/>
+              <w:top w:w="110" w:type="dxa"/>
+              <w:bottom w:w="110" w:type="dxa"/>
+              <w:left w:w="140" w:type="dxa"/>
+              <w:right w:w="140" w:type="dxa"/>
             </w:tcMar>
-            <w:shd w:fill="1E293B"/>
           </w:tcPr>
           <w:p>
+            <w:pPr>
+              <w:jc w:val="center"/>
+            </w:pPr>
+            <w:r/>
             <w:r>
               <w:rPr>
-                <w:rFonts w:ascii="Malgun Gothic" w:hAnsi="Malgun Gothic"/>
+                <w:rFonts w:ascii="맑은 고딕" w:hAnsi="맑은 고딕" w:eastAsia="맑은 고딕"/>
                 <w:b/>
                 <w:color w:val="FFFFFF"/>
-                <w:sz w:val="18"/>
+                <w:sz w:val="19"/>
               </w:rPr>
               <w:t>구분</w:t>
             </w:r>
@@ -81,24 +76,28 @@
         </w:tc>
         <w:tc>
           <w:tcPr>
-            <w:tcW w:type="dxa" w:w="4680"/>
+            <w:tcW w:type="dxa" w:w="4896"/>
+            <w:shd w:fill="1B365D"/>
             <w:tcMar>
-              <w:top w:w="100" w:type="dxa"/>
-              <w:bottom w:w="100" w:type="dxa"/>
-              <w:left w:w="130" w:type="dxa"/>
-              <w:right w:w="130" w:type="dxa"/>
+              <w:top w:w="110" w:type="dxa"/>
+              <w:bottom w:w="110" w:type="dxa"/>
+              <w:left w:w="140" w:type="dxa"/>
+              <w:right w:w="140" w:type="dxa"/>
             </w:tcMar>
-            <w:shd w:fill="1E293B"/>
           </w:tcPr>
           <w:p>
+            <w:pPr>
+              <w:jc w:val="center"/>
+            </w:pPr>
+            <w:r/>
             <w:r>
               <w:rPr>
-                <w:rFonts w:ascii="Malgun Gothic" w:hAnsi="Malgun Gothic"/>
+                <w:rFonts w:ascii="맑은 고딕" w:hAnsi="맑은 고딕" w:eastAsia="맑은 고딕"/>
                 <w:b/>
                 <w:color w:val="FFFFFF"/>
-                <w:sz w:val="18"/>
+                <w:sz w:val="19"/>
               </w:rPr>
-              <w:t>내용</w:t>
+              <w:t>상세 내용</w:t>
             </w:r>
           </w:p>
         </w:tc>
@@ -106,45 +105,49 @@
       <w:tr>
         <w:tc>
           <w:tcPr>
-            <w:tcW w:type="dxa" w:w="4680"/>
+            <w:tcW w:type="dxa" w:w="4896"/>
+            <w:shd w:fill="EFF6FF"/>
             <w:tcMar>
-              <w:top w:w="100" w:type="dxa"/>
-              <w:bottom w:w="100" w:type="dxa"/>
-              <w:left w:w="130" w:type="dxa"/>
-              <w:right w:w="130" w:type="dxa"/>
+              <w:top w:w="90" w:type="dxa"/>
+              <w:bottom w:w="90" w:type="dxa"/>
+              <w:left w:w="140" w:type="dxa"/>
+              <w:right w:w="140" w:type="dxa"/>
             </w:tcMar>
-            <w:shd w:fill="F8FAFC"/>
           </w:tcPr>
           <w:p>
+            <w:r/>
             <w:r>
               <w:rPr>
-                <w:rFonts w:ascii="Malgun Gothic" w:hAnsi="Malgun Gothic"/>
-                <w:color w:val="334155"/>
-                <w:sz w:val="18"/>
+                <w:rFonts w:ascii="맑은 고딕" w:hAnsi="맑은 고딕" w:eastAsia="맑은 고딕"/>
+                <w:b/>
+                <w:color w:val="1E293B"/>
+                <w:sz w:val="19"/>
               </w:rPr>
-              <w:t>사업명</w:t>
+              <w:t>사업명 (계약번호)</w:t>
             </w:r>
           </w:p>
         </w:tc>
         <w:tc>
           <w:tcPr>
-            <w:tcW w:type="dxa" w:w="4680"/>
+            <w:tcW w:type="dxa" w:w="4896"/>
+            <w:shd w:fill="FFFFFF"/>
             <w:tcMar>
-              <w:top w:w="100" w:type="dxa"/>
-              <w:bottom w:w="100" w:type="dxa"/>
-              <w:left w:w="130" w:type="dxa"/>
-              <w:right w:w="130" w:type="dxa"/>
+              <w:top w:w="90" w:type="dxa"/>
+              <w:bottom w:w="90" w:type="dxa"/>
+              <w:left w:w="140" w:type="dxa"/>
+              <w:right w:w="140" w:type="dxa"/>
             </w:tcMar>
-            <w:shd w:fill="F8FAFC"/>
           </w:tcPr>
           <w:p>
+            <w:r/>
             <w:r>
               <w:rPr>
-                <w:rFonts w:ascii="Malgun Gothic" w:hAnsi="Malgun Gothic"/>
-                <w:color w:val="334155"/>
-                <w:sz w:val="18"/>
+                <w:rFonts w:ascii="맑은 고딕" w:hAnsi="맑은 고딕" w:eastAsia="맑은 고딕"/>
+                <w:b w:val="0"/>
+                <w:color w:val="1E293B"/>
+                <w:sz w:val="19"/>
               </w:rPr>
-              <w:t>[공식 계약서상 사업명]</w:t>
+              <w:t>SyncGuard AI — 엔터프라이즈 AI 콘텐츠·규제 심의 자동화 시스템 구축 (HB-IT-2026-0042)</w:t>
             </w:r>
           </w:p>
         </w:tc>
@@ -152,21 +155,23 @@
       <w:tr>
         <w:tc>
           <w:tcPr>
-            <w:tcW w:type="dxa" w:w="4680"/>
+            <w:tcW w:type="dxa" w:w="4896"/>
+            <w:shd w:fill="EFF6FF"/>
             <w:tcMar>
-              <w:top w:w="100" w:type="dxa"/>
-              <w:bottom w:w="100" w:type="dxa"/>
-              <w:left w:w="130" w:type="dxa"/>
-              <w:right w:w="130" w:type="dxa"/>
+              <w:top w:w="90" w:type="dxa"/>
+              <w:bottom w:w="90" w:type="dxa"/>
+              <w:left w:w="140" w:type="dxa"/>
+              <w:right w:w="140" w:type="dxa"/>
             </w:tcMar>
-            <w:shd w:fill="FFFFFF"/>
           </w:tcPr>
           <w:p>
+            <w:r/>
             <w:r>
               <w:rPr>
-                <w:rFonts w:ascii="Malgun Gothic" w:hAnsi="Malgun Gothic"/>
-                <w:color w:val="334155"/>
-                <w:sz w:val="18"/>
+                <w:rFonts w:ascii="맑은 고딕" w:hAnsi="맑은 고딕" w:eastAsia="맑은 고딕"/>
+                <w:b/>
+                <w:color w:val="1E293B"/>
+                <w:sz w:val="19"/>
               </w:rPr>
               <w:t>총 계약금액</w:t>
             </w:r>
@@ -174,23 +179,25 @@
         </w:tc>
         <w:tc>
           <w:tcPr>
-            <w:tcW w:type="dxa" w:w="4680"/>
+            <w:tcW w:type="dxa" w:w="4896"/>
+            <w:shd w:fill="F8FAFC"/>
             <w:tcMar>
-              <w:top w:w="100" w:type="dxa"/>
-              <w:bottom w:w="100" w:type="dxa"/>
-              <w:left w:w="130" w:type="dxa"/>
-              <w:right w:w="130" w:type="dxa"/>
+              <w:top w:w="90" w:type="dxa"/>
+              <w:bottom w:w="90" w:type="dxa"/>
+              <w:left w:w="140" w:type="dxa"/>
+              <w:right w:w="140" w:type="dxa"/>
             </w:tcMar>
-            <w:shd w:fill="FFFFFF"/>
           </w:tcPr>
           <w:p>
+            <w:r/>
             <w:r>
               <w:rPr>
-                <w:rFonts w:ascii="Malgun Gothic" w:hAnsi="Malgun Gothic"/>
-                <w:color w:val="334155"/>
-                <w:sz w:val="18"/>
+                <w:rFonts w:ascii="맑은 고딕" w:hAnsi="맑은 고딕" w:eastAsia="맑은 고딕"/>
+                <w:b w:val="0"/>
+                <w:color w:val="1E293B"/>
+                <w:sz w:val="19"/>
               </w:rPr>
-              <w:t>일금 [           ] 원 (VAT 포함)</w:t>
+              <w:t>일금 사억오천만원정 (₩450,000,000, VAT 포함)</w:t>
             </w:r>
           </w:p>
         </w:tc>
@@ -198,21 +205,23 @@
       <w:tr>
         <w:tc>
           <w:tcPr>
-            <w:tcW w:type="dxa" w:w="4680"/>
+            <w:tcW w:type="dxa" w:w="4896"/>
+            <w:shd w:fill="EFF6FF"/>
             <w:tcMar>
-              <w:top w:w="100" w:type="dxa"/>
-              <w:bottom w:w="100" w:type="dxa"/>
-              <w:left w:w="130" w:type="dxa"/>
-              <w:right w:w="130" w:type="dxa"/>
+              <w:top w:w="90" w:type="dxa"/>
+              <w:bottom w:w="90" w:type="dxa"/>
+              <w:left w:w="140" w:type="dxa"/>
+              <w:right w:w="140" w:type="dxa"/>
             </w:tcMar>
-            <w:shd w:fill="F8FAFC"/>
           </w:tcPr>
           <w:p>
+            <w:r/>
             <w:r>
               <w:rPr>
-                <w:rFonts w:ascii="Malgun Gothic" w:hAnsi="Malgun Gothic"/>
-                <w:color w:val="334155"/>
-                <w:sz w:val="18"/>
+                <w:rFonts w:ascii="맑은 고딕" w:hAnsi="맑은 고딕" w:eastAsia="맑은 고딕"/>
+                <w:b/>
+                <w:color w:val="1E293B"/>
+                <w:sz w:val="19"/>
               </w:rPr>
               <w:t>금회 기성 신청액</w:t>
             </w:r>
@@ -220,23 +229,25 @@
         </w:tc>
         <w:tc>
           <w:tcPr>
-            <w:tcW w:type="dxa" w:w="4680"/>
+            <w:tcW w:type="dxa" w:w="4896"/>
+            <w:shd w:fill="FFFFFF"/>
             <w:tcMar>
-              <w:top w:w="100" w:type="dxa"/>
-              <w:bottom w:w="100" w:type="dxa"/>
-              <w:left w:w="130" w:type="dxa"/>
-              <w:right w:w="130" w:type="dxa"/>
+              <w:top w:w="90" w:type="dxa"/>
+              <w:bottom w:w="90" w:type="dxa"/>
+              <w:left w:w="140" w:type="dxa"/>
+              <w:right w:w="140" w:type="dxa"/>
             </w:tcMar>
-            <w:shd w:fill="F8FAFC"/>
           </w:tcPr>
           <w:p>
+            <w:r/>
             <w:r>
               <w:rPr>
-                <w:rFonts w:ascii="Malgun Gothic" w:hAnsi="Malgun Gothic"/>
-                <w:color w:val="334155"/>
-                <w:sz w:val="18"/>
+                <w:rFonts w:ascii="맑은 고딕" w:hAnsi="맑은 고딕" w:eastAsia="맑은 고딕"/>
+                <w:b w:val="0"/>
+                <w:color w:val="1E293B"/>
+                <w:sz w:val="19"/>
               </w:rPr>
-              <w:t>일금 [           ] 원 (계약금의 40%)</w:t>
+              <w:t>일금 일억팔천만원정 (₩180,000,000, 총 계약금액의 40.0%)</w:t>
             </w:r>
           </w:p>
         </w:tc>
@@ -244,45 +255,49 @@
       <w:tr>
         <w:tc>
           <w:tcPr>
-            <w:tcW w:type="dxa" w:w="4680"/>
+            <w:tcW w:type="dxa" w:w="4896"/>
+            <w:shd w:fill="EFF6FF"/>
             <w:tcMar>
-              <w:top w:w="100" w:type="dxa"/>
-              <w:bottom w:w="100" w:type="dxa"/>
-              <w:left w:w="130" w:type="dxa"/>
-              <w:right w:w="130" w:type="dxa"/>
+              <w:top w:w="90" w:type="dxa"/>
+              <w:bottom w:w="90" w:type="dxa"/>
+              <w:left w:w="140" w:type="dxa"/>
+              <w:right w:w="140" w:type="dxa"/>
             </w:tcMar>
-            <w:shd w:fill="FFFFFF"/>
           </w:tcPr>
           <w:p>
+            <w:r/>
             <w:r>
               <w:rPr>
-                <w:rFonts w:ascii="Malgun Gothic" w:hAnsi="Malgun Gothic"/>
-                <w:color w:val="334155"/>
-                <w:sz w:val="18"/>
+                <w:rFonts w:ascii="맑은 고딕" w:hAnsi="맑은 고딕" w:eastAsia="맑은 고딕"/>
+                <w:b/>
+                <w:color w:val="1E293B"/>
+                <w:sz w:val="19"/>
               </w:rPr>
-              <w:t>공정 목표 달성률</w:t>
+              <w:t>기준 공정 달성률</w:t>
             </w:r>
           </w:p>
         </w:tc>
         <w:tc>
           <w:tcPr>
-            <w:tcW w:type="dxa" w:w="4680"/>
+            <w:tcW w:type="dxa" w:w="4896"/>
+            <w:shd w:fill="F8FAFC"/>
             <w:tcMar>
-              <w:top w:w="100" w:type="dxa"/>
-              <w:bottom w:w="100" w:type="dxa"/>
-              <w:left w:w="130" w:type="dxa"/>
-              <w:right w:w="130" w:type="dxa"/>
+              <w:top w:w="90" w:type="dxa"/>
+              <w:bottom w:w="90" w:type="dxa"/>
+              <w:left w:w="140" w:type="dxa"/>
+              <w:right w:w="140" w:type="dxa"/>
             </w:tcMar>
-            <w:shd w:fill="FFFFFF"/>
           </w:tcPr>
           <w:p>
+            <w:r/>
             <w:r>
               <w:rPr>
-                <w:rFonts w:ascii="Malgun Gothic" w:hAnsi="Malgun Gothic"/>
-                <w:color w:val="334155"/>
-                <w:sz w:val="18"/>
+                <w:rFonts w:ascii="맑은 고딕" w:hAnsi="맑은 고딕" w:eastAsia="맑은 고딕"/>
+                <w:b w:val="0"/>
+                <w:color w:val="1E293B"/>
+                <w:sz w:val="19"/>
               </w:rPr>
-              <w:t>계획 70.0% 대비 실적 70.8% 달성</w:t>
+              <w:t>계획 공정률 70.0% 대비 실적 공정률 72.5% 달성 (+2.5%p 초과 달성)</w:t>
             </w:r>
           </w:p>
         </w:tc>
@@ -290,145 +305,1077 @@
     </w:tbl>
     <w:p/>
     <w:p>
-      <w:pPr>
-        <w:spacing w:before="160" w:after="80"/>
-      </w:pPr>
       <w:r>
         <w:rPr>
-          <w:rFonts w:ascii="Malgun Gothic" w:hAnsi="Malgun Gothic"/>
+          <w:rFonts w:ascii="맑은 고딕" w:hAnsi="맑은 고딕" w:eastAsia="맑은 고딕"/>
           <w:b/>
-          <w:color w:val="2563EB"/>
-          <w:sz w:val="26"/>
+          <w:color w:val="1B365D"/>
+          <w:sz w:val="25"/>
         </w:rPr>
-        <w:t>2. 중간 납품 산출물 검수 목록</w:t>
+        <w:t>1. 단계별 기성 공정 달성 실적표 (2026년 08월 18일 기준)</w:t>
       </w:r>
     </w:p>
-    <w:p>
-      <w:pPr>
-        <w:spacing w:line="312" w:lineRule="auto" w:after="60"/>
-      </w:pPr>
-      <w:r>
-        <w:rPr>
-          <w:rFonts w:ascii="Malgun Gothic" w:hAnsi="Malgun Gothic"/>
-          <w:color w:val="334155"/>
-          <w:sz w:val="20"/>
-        </w:rPr>
-        <w:t>1. 백엔드 핵심 도메인 소스코드 및 REST API 120건 구현 완료 증빙.</w:t>
-      </w:r>
-    </w:p>
-    <w:p>
-      <w:pPr>
-        <w:spacing w:line="312" w:lineRule="auto" w:after="60"/>
-      </w:pPr>
-      <w:r>
-        <w:rPr>
-          <w:rFonts w:ascii="Malgun Gothic" w:hAnsi="Malgun Gothic"/>
-          <w:color w:val="334155"/>
-          <w:sz w:val="20"/>
-        </w:rPr>
-        <w:t>2. 프론트엔드 주요 업무 화면 40건 퍼블리싱 및 동적 라우팅 연동 완료.</w:t>
-      </w:r>
-    </w:p>
-    <w:p>
-      <w:pPr>
-        <w:spacing w:line="312" w:lineRule="auto" w:after="60"/>
-      </w:pPr>
-      <w:r>
-        <w:rPr>
-          <w:rFonts w:ascii="Malgun Gothic" w:hAnsi="Malgun Gothic"/>
-          <w:color w:val="334155"/>
-          <w:sz w:val="20"/>
-        </w:rPr>
-        <w:t>3. 단위 테스트 결과서 (커버리지 82% 달성) 첨부.</w:t>
-      </w:r>
-    </w:p>
-    <w:p>
-      <w:pPr>
-        <w:jc w:val="center"/>
-      </w:pPr>
-      <w:r>
-        <w:rPr>
-          <w:rFonts w:ascii="Malgun Gothic" w:hAnsi="Malgun Gothic"/>
-          <w:b/>
-          <w:sz w:val="21"/>
-        </w:rPr>
-        <w:t>합의 및 확인일자: 202  년     월     일</w:t>
-      </w:r>
-    </w:p>
-    <w:p/>
     <w:tbl>
       <w:tblPr>
+        <w:tblStyle w:val="TableGrid"/>
         <w:tblW w:type="auto" w:w="0"/>
         <w:jc w:val="center"/>
         <w:tblLook w:firstColumn="1" w:firstRow="1" w:lastColumn="0" w:lastRow="0" w:noHBand="0" w:noVBand="1" w:val="04A0"/>
       </w:tblPr>
       <w:tblGrid>
-        <w:gridCol w:w="3120"/>
-        <w:gridCol w:w="3120"/>
-        <w:gridCol w:w="3120"/>
+        <w:gridCol w:w="1632"/>
+        <w:gridCol w:w="1632"/>
+        <w:gridCol w:w="1632"/>
+        <w:gridCol w:w="1632"/>
+        <w:gridCol w:w="1632"/>
+        <w:gridCol w:w="1632"/>
       </w:tblGrid>
       <w:tr>
         <w:tc>
           <w:tcPr>
-            <w:tcW w:type="dxa" w:w="3120"/>
-            <w:shd w:fill="334155"/>
+            <w:tcW w:type="dxa" w:w="1632"/>
+            <w:shd w:fill="1B365D"/>
             <w:tcMar>
-              <w:top w:w="90" w:type="dxa"/>
-              <w:bottom w:w="90" w:type="dxa"/>
-              <w:left w:w="110" w:type="dxa"/>
-              <w:right w:w="110" w:type="dxa"/>
+              <w:top w:w="110" w:type="dxa"/>
+              <w:bottom w:w="110" w:type="dxa"/>
+              <w:left w:w="140" w:type="dxa"/>
+              <w:right w:w="140" w:type="dxa"/>
             </w:tcMar>
           </w:tcPr>
           <w:p>
+            <w:pPr>
+              <w:jc w:val="center"/>
+            </w:pPr>
+            <w:r/>
             <w:r>
               <w:rPr>
-                <w:rFonts w:ascii="Malgun Gothic" w:hAnsi="Malgun Gothic"/>
+                <w:rFonts w:ascii="맑은 고딕" w:hAnsi="맑은 고딕" w:eastAsia="맑은 고딕"/>
                 <w:b/>
                 <w:color w:val="FFFFFF"/>
                 <w:sz w:val="19"/>
               </w:rPr>
-              <w:t>구 분</w:t>
+              <w:t>공정 구분</w:t>
             </w:r>
           </w:p>
         </w:tc>
         <w:tc>
           <w:tcPr>
-            <w:tcW w:type="dxa" w:w="3120"/>
-            <w:shd w:fill="334155"/>
+            <w:tcW w:type="dxa" w:w="1632"/>
+            <w:shd w:fill="1B365D"/>
             <w:tcMar>
-              <w:top w:w="90" w:type="dxa"/>
-              <w:bottom w:w="90" w:type="dxa"/>
-              <w:left w:w="110" w:type="dxa"/>
-              <w:right w:w="110" w:type="dxa"/>
+              <w:top w:w="110" w:type="dxa"/>
+              <w:bottom w:w="110" w:type="dxa"/>
+              <w:left w:w="140" w:type="dxa"/>
+              <w:right w:w="140" w:type="dxa"/>
             </w:tcMar>
           </w:tcPr>
           <w:p>
+            <w:pPr>
+              <w:jc w:val="center"/>
+            </w:pPr>
+            <w:r/>
             <w:r>
               <w:rPr>
-                <w:rFonts w:ascii="Malgun Gothic" w:hAnsi="Malgun Gothic"/>
+                <w:rFonts w:ascii="맑은 고딕" w:hAnsi="맑은 고딕" w:eastAsia="맑은 고딕"/>
                 <w:b/>
                 <w:color w:val="FFFFFF"/>
                 <w:sz w:val="19"/>
               </w:rPr>
-              <w:t>소속 / 직급 / 성명</w:t>
+              <w:t>가중치</w:t>
             </w:r>
           </w:p>
         </w:tc>
         <w:tc>
           <w:tcPr>
-            <w:tcW w:type="dxa" w:w="3120"/>
-            <w:shd w:fill="334155"/>
+            <w:tcW w:type="dxa" w:w="1632"/>
+            <w:shd w:fill="1B365D"/>
+            <w:tcMar>
+              <w:top w:w="110" w:type="dxa"/>
+              <w:bottom w:w="110" w:type="dxa"/>
+              <w:left w:w="140" w:type="dxa"/>
+              <w:right w:w="140" w:type="dxa"/>
+            </w:tcMar>
+          </w:tcPr>
+          <w:p>
+            <w:pPr>
+              <w:jc w:val="center"/>
+            </w:pPr>
+            <w:r/>
+            <w:r>
+              <w:rPr>
+                <w:rFonts w:ascii="맑은 고딕" w:hAnsi="맑은 고딕" w:eastAsia="맑은 고딕"/>
+                <w:b/>
+                <w:color w:val="FFFFFF"/>
+                <w:sz w:val="19"/>
+              </w:rPr>
+              <w:t>계획 진척률</w:t>
+            </w:r>
+          </w:p>
+        </w:tc>
+        <w:tc>
+          <w:tcPr>
+            <w:tcW w:type="dxa" w:w="1632"/>
+            <w:shd w:fill="1B365D"/>
+            <w:tcMar>
+              <w:top w:w="110" w:type="dxa"/>
+              <w:bottom w:w="110" w:type="dxa"/>
+              <w:left w:w="140" w:type="dxa"/>
+              <w:right w:w="140" w:type="dxa"/>
+            </w:tcMar>
+          </w:tcPr>
+          <w:p>
+            <w:pPr>
+              <w:jc w:val="center"/>
+            </w:pPr>
+            <w:r/>
+            <w:r>
+              <w:rPr>
+                <w:rFonts w:ascii="맑은 고딕" w:hAnsi="맑은 고딕" w:eastAsia="맑은 고딕"/>
+                <w:b/>
+                <w:color w:val="FFFFFF"/>
+                <w:sz w:val="19"/>
+              </w:rPr>
+              <w:t>실적 진척률</w:t>
+            </w:r>
+          </w:p>
+        </w:tc>
+        <w:tc>
+          <w:tcPr>
+            <w:tcW w:type="dxa" w:w="1632"/>
+            <w:shd w:fill="1B365D"/>
+            <w:tcMar>
+              <w:top w:w="110" w:type="dxa"/>
+              <w:bottom w:w="110" w:type="dxa"/>
+              <w:left w:w="140" w:type="dxa"/>
+              <w:right w:w="140" w:type="dxa"/>
+            </w:tcMar>
+          </w:tcPr>
+          <w:p>
+            <w:pPr>
+              <w:jc w:val="center"/>
+            </w:pPr>
+            <w:r/>
+            <w:r>
+              <w:rPr>
+                <w:rFonts w:ascii="맑은 고딕" w:hAnsi="맑은 고딕" w:eastAsia="맑은 고딕"/>
+                <w:b/>
+                <w:color w:val="FFFFFF"/>
+                <w:sz w:val="19"/>
+              </w:rPr>
+              <w:t>핵심 완료 산출물 및 검수 증빙</w:t>
+            </w:r>
+          </w:p>
+        </w:tc>
+        <w:tc>
+          <w:tcPr>
+            <w:tcW w:type="dxa" w:w="1632"/>
+            <w:shd w:fill="1B365D"/>
+            <w:tcMar>
+              <w:top w:w="110" w:type="dxa"/>
+              <w:bottom w:w="110" w:type="dxa"/>
+              <w:left w:w="140" w:type="dxa"/>
+              <w:right w:w="140" w:type="dxa"/>
+            </w:tcMar>
+          </w:tcPr>
+          <w:p>
+            <w:pPr>
+              <w:jc w:val="center"/>
+            </w:pPr>
+            <w:r/>
+            <w:r>
+              <w:rPr>
+                <w:rFonts w:ascii="맑은 고딕" w:hAnsi="맑은 고딕" w:eastAsia="맑은 고딕"/>
+                <w:b/>
+                <w:color w:val="FFFFFF"/>
+                <w:sz w:val="19"/>
+              </w:rPr>
+              <w:t>검수 판정</w:t>
+            </w:r>
+          </w:p>
+        </w:tc>
+      </w:tr>
+      <w:tr>
+        <w:tc>
+          <w:tcPr>
+            <w:tcW w:type="dxa" w:w="1632"/>
+            <w:shd w:fill="FFFFFF"/>
             <w:tcMar>
               <w:top w:w="90" w:type="dxa"/>
               <w:bottom w:w="90" w:type="dxa"/>
-              <w:left w:w="110" w:type="dxa"/>
-              <w:right w:w="110" w:type="dxa"/>
+              <w:left w:w="140" w:type="dxa"/>
+              <w:right w:w="140" w:type="dxa"/>
             </w:tcMar>
           </w:tcPr>
           <w:p>
+            <w:r/>
             <w:r>
               <w:rPr>
-                <w:rFonts w:ascii="Malgun Gothic" w:hAnsi="Malgun Gothic"/>
+                <w:rFonts w:ascii="맑은 고딕" w:hAnsi="맑은 고딕" w:eastAsia="맑은 고딕"/>
+                <w:b w:val="0"/>
+                <w:color w:val="1E293B"/>
+                <w:sz w:val="19"/>
+              </w:rPr>
+              <w:t>Phase 1. 착수·계획</w:t>
+            </w:r>
+          </w:p>
+        </w:tc>
+        <w:tc>
+          <w:tcPr>
+            <w:tcW w:type="dxa" w:w="1632"/>
+            <w:shd w:fill="FFFFFF"/>
+            <w:tcMar>
+              <w:top w:w="90" w:type="dxa"/>
+              <w:bottom w:w="90" w:type="dxa"/>
+              <w:left w:w="140" w:type="dxa"/>
+              <w:right w:w="140" w:type="dxa"/>
+            </w:tcMar>
+          </w:tcPr>
+          <w:p>
+            <w:r/>
+            <w:r>
+              <w:rPr>
+                <w:rFonts w:ascii="맑은 고딕" w:hAnsi="맑은 고딕" w:eastAsia="맑은 고딕"/>
+                <w:b w:val="0"/>
+                <w:color w:val="1E293B"/>
+                <w:sz w:val="19"/>
+              </w:rPr>
+              <w:t>5.0%</w:t>
+            </w:r>
+          </w:p>
+        </w:tc>
+        <w:tc>
+          <w:tcPr>
+            <w:tcW w:type="dxa" w:w="1632"/>
+            <w:shd w:fill="FFFFFF"/>
+            <w:tcMar>
+              <w:top w:w="90" w:type="dxa"/>
+              <w:bottom w:w="90" w:type="dxa"/>
+              <w:left w:w="140" w:type="dxa"/>
+              <w:right w:w="140" w:type="dxa"/>
+            </w:tcMar>
+          </w:tcPr>
+          <w:p>
+            <w:r/>
+            <w:r>
+              <w:rPr>
+                <w:rFonts w:ascii="맑은 고딕" w:hAnsi="맑은 고딕" w:eastAsia="맑은 고딕"/>
+                <w:b w:val="0"/>
+                <w:color w:val="1E293B"/>
+                <w:sz w:val="19"/>
+              </w:rPr>
+              <w:t>100.0%</w:t>
+            </w:r>
+          </w:p>
+        </w:tc>
+        <w:tc>
+          <w:tcPr>
+            <w:tcW w:type="dxa" w:w="1632"/>
+            <w:shd w:fill="FFFFFF"/>
+            <w:tcMar>
+              <w:top w:w="90" w:type="dxa"/>
+              <w:bottom w:w="90" w:type="dxa"/>
+              <w:left w:w="140" w:type="dxa"/>
+              <w:right w:w="140" w:type="dxa"/>
+            </w:tcMar>
+          </w:tcPr>
+          <w:p>
+            <w:r/>
+            <w:r>
+              <w:rPr>
+                <w:rFonts w:ascii="맑은 고딕" w:hAnsi="맑은 고딕" w:eastAsia="맑은 고딕"/>
+                <w:b w:val="0"/>
+                <w:color w:val="1E293B"/>
+                <w:sz w:val="19"/>
+              </w:rPr>
+              <w:t>100.0%</w:t>
+            </w:r>
+          </w:p>
+        </w:tc>
+        <w:tc>
+          <w:tcPr>
+            <w:tcW w:type="dxa" w:w="1632"/>
+            <w:shd w:fill="FFFFFF"/>
+            <w:tcMar>
+              <w:top w:w="90" w:type="dxa"/>
+              <w:bottom w:w="90" w:type="dxa"/>
+              <w:left w:w="140" w:type="dxa"/>
+              <w:right w:w="140" w:type="dxa"/>
+            </w:tcMar>
+          </w:tcPr>
+          <w:p>
+            <w:r/>
+            <w:r>
+              <w:rPr>
+                <w:rFonts w:ascii="맑은 고딕" w:hAnsi="맑은 고딕" w:eastAsia="맑은 고딕"/>
+                <w:b w:val="0"/>
+                <w:color w:val="1E293B"/>
+                <w:sz w:val="19"/>
+              </w:rPr>
+              <w:t>착수보고서(EMP_INT_000), 수행계획서(EMP_INT_010), WBS(EMP_INT_020)</w:t>
+            </w:r>
+          </w:p>
+        </w:tc>
+        <w:tc>
+          <w:tcPr>
+            <w:tcW w:type="dxa" w:w="1632"/>
+            <w:shd w:fill="FFFFFF"/>
+            <w:tcMar>
+              <w:top w:w="90" w:type="dxa"/>
+              <w:bottom w:w="90" w:type="dxa"/>
+              <w:left w:w="140" w:type="dxa"/>
+              <w:right w:w="140" w:type="dxa"/>
+            </w:tcMar>
+          </w:tcPr>
+          <w:p>
+            <w:r/>
+            <w:r>
+              <w:rPr>
+                <w:rFonts w:ascii="맑은 고딕" w:hAnsi="맑은 고딕" w:eastAsia="맑은 고딕"/>
+                <w:b w:val="0"/>
+                <w:color w:val="1E293B"/>
+                <w:sz w:val="19"/>
+              </w:rPr>
+              <w:t>완료 (합격)</w:t>
+            </w:r>
+          </w:p>
+        </w:tc>
+      </w:tr>
+      <w:tr>
+        <w:tc>
+          <w:tcPr>
+            <w:tcW w:type="dxa" w:w="1632"/>
+            <w:shd w:fill="F8FAFC"/>
+            <w:tcMar>
+              <w:top w:w="90" w:type="dxa"/>
+              <w:bottom w:w="90" w:type="dxa"/>
+              <w:left w:w="140" w:type="dxa"/>
+              <w:right w:w="140" w:type="dxa"/>
+            </w:tcMar>
+          </w:tcPr>
+          <w:p>
+            <w:r/>
+            <w:r>
+              <w:rPr>
+                <w:rFonts w:ascii="맑은 고딕" w:hAnsi="맑은 고딕" w:eastAsia="맑은 고딕"/>
+                <w:b w:val="0"/>
+                <w:color w:val="1E293B"/>
+                <w:sz w:val="19"/>
+              </w:rPr>
+              <w:t>Phase 2. 요구분석</w:t>
+            </w:r>
+          </w:p>
+        </w:tc>
+        <w:tc>
+          <w:tcPr>
+            <w:tcW w:type="dxa" w:w="1632"/>
+            <w:shd w:fill="F8FAFC"/>
+            <w:tcMar>
+              <w:top w:w="90" w:type="dxa"/>
+              <w:bottom w:w="90" w:type="dxa"/>
+              <w:left w:w="140" w:type="dxa"/>
+              <w:right w:w="140" w:type="dxa"/>
+            </w:tcMar>
+          </w:tcPr>
+          <w:p>
+            <w:r/>
+            <w:r>
+              <w:rPr>
+                <w:rFonts w:ascii="맑은 고딕" w:hAnsi="맑은 고딕" w:eastAsia="맑은 고딕"/>
+                <w:b w:val="0"/>
+                <w:color w:val="1E293B"/>
+                <w:sz w:val="19"/>
+              </w:rPr>
+              <w:t>15.0%</w:t>
+            </w:r>
+          </w:p>
+        </w:tc>
+        <w:tc>
+          <w:tcPr>
+            <w:tcW w:type="dxa" w:w="1632"/>
+            <w:shd w:fill="F8FAFC"/>
+            <w:tcMar>
+              <w:top w:w="90" w:type="dxa"/>
+              <w:bottom w:w="90" w:type="dxa"/>
+              <w:left w:w="140" w:type="dxa"/>
+              <w:right w:w="140" w:type="dxa"/>
+            </w:tcMar>
+          </w:tcPr>
+          <w:p>
+            <w:r/>
+            <w:r>
+              <w:rPr>
+                <w:rFonts w:ascii="맑은 고딕" w:hAnsi="맑은 고딕" w:eastAsia="맑은 고딕"/>
+                <w:b w:val="0"/>
+                <w:color w:val="1E293B"/>
+                <w:sz w:val="19"/>
+              </w:rPr>
+              <w:t>100.0%</w:t>
+            </w:r>
+          </w:p>
+        </w:tc>
+        <w:tc>
+          <w:tcPr>
+            <w:tcW w:type="dxa" w:w="1632"/>
+            <w:shd w:fill="F8FAFC"/>
+            <w:tcMar>
+              <w:top w:w="90" w:type="dxa"/>
+              <w:bottom w:w="90" w:type="dxa"/>
+              <w:left w:w="140" w:type="dxa"/>
+              <w:right w:w="140" w:type="dxa"/>
+            </w:tcMar>
+          </w:tcPr>
+          <w:p>
+            <w:r/>
+            <w:r>
+              <w:rPr>
+                <w:rFonts w:ascii="맑은 고딕" w:hAnsi="맑은 고딕" w:eastAsia="맑은 고딕"/>
+                <w:b w:val="0"/>
+                <w:color w:val="1E293B"/>
+                <w:sz w:val="19"/>
+              </w:rPr>
+              <w:t>100.0%</w:t>
+            </w:r>
+          </w:p>
+        </w:tc>
+        <w:tc>
+          <w:tcPr>
+            <w:tcW w:type="dxa" w:w="1632"/>
+            <w:shd w:fill="F8FAFC"/>
+            <w:tcMar>
+              <w:top w:w="90" w:type="dxa"/>
+              <w:bottom w:w="90" w:type="dxa"/>
+              <w:left w:w="140" w:type="dxa"/>
+              <w:right w:w="140" w:type="dxa"/>
+            </w:tcMar>
+          </w:tcPr>
+          <w:p>
+            <w:r/>
+            <w:r>
+              <w:rPr>
+                <w:rFonts w:ascii="맑은 고딕" w:hAnsi="맑은 고딕" w:eastAsia="맑은 고딕"/>
+                <w:b w:val="0"/>
+                <w:color w:val="1E293B"/>
+                <w:sz w:val="19"/>
+              </w:rPr>
+              <w:t>요구사항정의서(61건), 추적표, AS-IS 분석, 연계규격협의서</w:t>
+            </w:r>
+          </w:p>
+        </w:tc>
+        <w:tc>
+          <w:tcPr>
+            <w:tcW w:type="dxa" w:w="1632"/>
+            <w:shd w:fill="F8FAFC"/>
+            <w:tcMar>
+              <w:top w:w="90" w:type="dxa"/>
+              <w:bottom w:w="90" w:type="dxa"/>
+              <w:left w:w="140" w:type="dxa"/>
+              <w:right w:w="140" w:type="dxa"/>
+            </w:tcMar>
+          </w:tcPr>
+          <w:p>
+            <w:r/>
+            <w:r>
+              <w:rPr>
+                <w:rFonts w:ascii="맑은 고딕" w:hAnsi="맑은 고딕" w:eastAsia="맑은 고딕"/>
+                <w:b w:val="0"/>
+                <w:color w:val="1E293B"/>
+                <w:sz w:val="19"/>
+              </w:rPr>
+              <w:t>완료 (합격)</w:t>
+            </w:r>
+          </w:p>
+        </w:tc>
+      </w:tr>
+      <w:tr>
+        <w:tc>
+          <w:tcPr>
+            <w:tcW w:type="dxa" w:w="1632"/>
+            <w:shd w:fill="FFFFFF"/>
+            <w:tcMar>
+              <w:top w:w="90" w:type="dxa"/>
+              <w:bottom w:w="90" w:type="dxa"/>
+              <w:left w:w="140" w:type="dxa"/>
+              <w:right w:w="140" w:type="dxa"/>
+            </w:tcMar>
+          </w:tcPr>
+          <w:p>
+            <w:r/>
+            <w:r>
+              <w:rPr>
+                <w:rFonts w:ascii="맑은 고딕" w:hAnsi="맑은 고딕" w:eastAsia="맑은 고딕"/>
+                <w:b w:val="0"/>
+                <w:color w:val="1E293B"/>
+                <w:sz w:val="19"/>
+              </w:rPr>
+              <w:t>Phase 3. 상세설계</w:t>
+            </w:r>
+          </w:p>
+        </w:tc>
+        <w:tc>
+          <w:tcPr>
+            <w:tcW w:type="dxa" w:w="1632"/>
+            <w:shd w:fill="FFFFFF"/>
+            <w:tcMar>
+              <w:top w:w="90" w:type="dxa"/>
+              <w:bottom w:w="90" w:type="dxa"/>
+              <w:left w:w="140" w:type="dxa"/>
+              <w:right w:w="140" w:type="dxa"/>
+            </w:tcMar>
+          </w:tcPr>
+          <w:p>
+            <w:r/>
+            <w:r>
+              <w:rPr>
+                <w:rFonts w:ascii="맑은 고딕" w:hAnsi="맑은 고딕" w:eastAsia="맑은 고딕"/>
+                <w:b w:val="0"/>
+                <w:color w:val="1E293B"/>
+                <w:sz w:val="19"/>
+              </w:rPr>
+              <w:t>25.0%</w:t>
+            </w:r>
+          </w:p>
+        </w:tc>
+        <w:tc>
+          <w:tcPr>
+            <w:tcW w:type="dxa" w:w="1632"/>
+            <w:shd w:fill="FFFFFF"/>
+            <w:tcMar>
+              <w:top w:w="90" w:type="dxa"/>
+              <w:bottom w:w="90" w:type="dxa"/>
+              <w:left w:w="140" w:type="dxa"/>
+              <w:right w:w="140" w:type="dxa"/>
+            </w:tcMar>
+          </w:tcPr>
+          <w:p>
+            <w:r/>
+            <w:r>
+              <w:rPr>
+                <w:rFonts w:ascii="맑은 고딕" w:hAnsi="맑은 고딕" w:eastAsia="맑은 고딕"/>
+                <w:b w:val="0"/>
+                <w:color w:val="1E293B"/>
+                <w:sz w:val="19"/>
+              </w:rPr>
+              <w:t>100.0%</w:t>
+            </w:r>
+          </w:p>
+        </w:tc>
+        <w:tc>
+          <w:tcPr>
+            <w:tcW w:type="dxa" w:w="1632"/>
+            <w:shd w:fill="FFFFFF"/>
+            <w:tcMar>
+              <w:top w:w="90" w:type="dxa"/>
+              <w:bottom w:w="90" w:type="dxa"/>
+              <w:left w:w="140" w:type="dxa"/>
+              <w:right w:w="140" w:type="dxa"/>
+            </w:tcMar>
+          </w:tcPr>
+          <w:p>
+            <w:r/>
+            <w:r>
+              <w:rPr>
+                <w:rFonts w:ascii="맑은 고딕" w:hAnsi="맑은 고딕" w:eastAsia="맑은 고딕"/>
+                <w:b w:val="0"/>
+                <w:color w:val="1E293B"/>
+                <w:sz w:val="19"/>
+              </w:rPr>
+              <w:t>100.0%</w:t>
+            </w:r>
+          </w:p>
+        </w:tc>
+        <w:tc>
+          <w:tcPr>
+            <w:tcW w:type="dxa" w:w="1632"/>
+            <w:shd w:fill="FFFFFF"/>
+            <w:tcMar>
+              <w:top w:w="90" w:type="dxa"/>
+              <w:bottom w:w="90" w:type="dxa"/>
+              <w:left w:w="140" w:type="dxa"/>
+              <w:right w:w="140" w:type="dxa"/>
+            </w:tcMar>
+          </w:tcPr>
+          <w:p>
+            <w:r/>
+            <w:r>
+              <w:rPr>
+                <w:rFonts w:ascii="맑은 고딕" w:hAnsi="맑은 고딕" w:eastAsia="맑은 고딕"/>
+                <w:b w:val="0"/>
+                <w:color w:val="1E293B"/>
+                <w:sz w:val="19"/>
+              </w:rPr>
+              <w:t>IA, 기능/정책정의서, 화면설계서(28화면), DB명세서(9시트), 아키텍처정의서</w:t>
+            </w:r>
+          </w:p>
+        </w:tc>
+        <w:tc>
+          <w:tcPr>
+            <w:tcW w:type="dxa" w:w="1632"/>
+            <w:shd w:fill="FFFFFF"/>
+            <w:tcMar>
+              <w:top w:w="90" w:type="dxa"/>
+              <w:bottom w:w="90" w:type="dxa"/>
+              <w:left w:w="140" w:type="dxa"/>
+              <w:right w:w="140" w:type="dxa"/>
+            </w:tcMar>
+          </w:tcPr>
+          <w:p>
+            <w:r/>
+            <w:r>
+              <w:rPr>
+                <w:rFonts w:ascii="맑은 고딕" w:hAnsi="맑은 고딕" w:eastAsia="맑은 고딕"/>
+                <w:b w:val="0"/>
+                <w:color w:val="1E293B"/>
+                <w:sz w:val="19"/>
+              </w:rPr>
+              <w:t>완료 (합격)</w:t>
+            </w:r>
+          </w:p>
+        </w:tc>
+      </w:tr>
+      <w:tr>
+        <w:tc>
+          <w:tcPr>
+            <w:tcW w:type="dxa" w:w="1632"/>
+            <w:shd w:fill="F8FAFC"/>
+            <w:tcMar>
+              <w:top w:w="90" w:type="dxa"/>
+              <w:bottom w:w="90" w:type="dxa"/>
+              <w:left w:w="140" w:type="dxa"/>
+              <w:right w:w="140" w:type="dxa"/>
+            </w:tcMar>
+          </w:tcPr>
+          <w:p>
+            <w:r/>
+            <w:r>
+              <w:rPr>
+                <w:rFonts w:ascii="맑은 고딕" w:hAnsi="맑은 고딕" w:eastAsia="맑은 고딕"/>
+                <w:b w:val="0"/>
+                <w:color w:val="1E293B"/>
+                <w:sz w:val="19"/>
+              </w:rPr>
+              <w:t>Phase 4. 구현·연계</w:t>
+            </w:r>
+          </w:p>
+        </w:tc>
+        <w:tc>
+          <w:tcPr>
+            <w:tcW w:type="dxa" w:w="1632"/>
+            <w:shd w:fill="F8FAFC"/>
+            <w:tcMar>
+              <w:top w:w="90" w:type="dxa"/>
+              <w:bottom w:w="90" w:type="dxa"/>
+              <w:left w:w="140" w:type="dxa"/>
+              <w:right w:w="140" w:type="dxa"/>
+            </w:tcMar>
+          </w:tcPr>
+          <w:p>
+            <w:r/>
+            <w:r>
+              <w:rPr>
+                <w:rFonts w:ascii="맑은 고딕" w:hAnsi="맑은 고딕" w:eastAsia="맑은 고딕"/>
+                <w:b w:val="0"/>
+                <w:color w:val="1E293B"/>
+                <w:sz w:val="19"/>
+              </w:rPr>
+              <w:t>30.0%</w:t>
+            </w:r>
+          </w:p>
+        </w:tc>
+        <w:tc>
+          <w:tcPr>
+            <w:tcW w:type="dxa" w:w="1632"/>
+            <w:shd w:fill="F8FAFC"/>
+            <w:tcMar>
+              <w:top w:w="90" w:type="dxa"/>
+              <w:bottom w:w="90" w:type="dxa"/>
+              <w:left w:w="140" w:type="dxa"/>
+              <w:right w:w="140" w:type="dxa"/>
+            </w:tcMar>
+          </w:tcPr>
+          <w:p>
+            <w:r/>
+            <w:r>
+              <w:rPr>
+                <w:rFonts w:ascii="맑은 고딕" w:hAnsi="맑은 고딕" w:eastAsia="맑은 고딕"/>
+                <w:b w:val="0"/>
+                <w:color w:val="1E293B"/>
+                <w:sz w:val="19"/>
+              </w:rPr>
+              <w:t>83.3%</w:t>
+            </w:r>
+          </w:p>
+        </w:tc>
+        <w:tc>
+          <w:tcPr>
+            <w:tcW w:type="dxa" w:w="1632"/>
+            <w:shd w:fill="F8FAFC"/>
+            <w:tcMar>
+              <w:top w:w="90" w:type="dxa"/>
+              <w:bottom w:w="90" w:type="dxa"/>
+              <w:left w:w="140" w:type="dxa"/>
+              <w:right w:w="140" w:type="dxa"/>
+            </w:tcMar>
+          </w:tcPr>
+          <w:p>
+            <w:r/>
+            <w:r>
+              <w:rPr>
+                <w:rFonts w:ascii="맑은 고딕" w:hAnsi="맑은 고딕" w:eastAsia="맑은 고딕"/>
+                <w:b w:val="0"/>
+                <w:color w:val="1E293B"/>
+                <w:sz w:val="19"/>
+              </w:rPr>
+              <w:t>91.7%</w:t>
+            </w:r>
+          </w:p>
+        </w:tc>
+        <w:tc>
+          <w:tcPr>
+            <w:tcW w:type="dxa" w:w="1632"/>
+            <w:shd w:fill="F8FAFC"/>
+            <w:tcMar>
+              <w:top w:w="90" w:type="dxa"/>
+              <w:bottom w:w="90" w:type="dxa"/>
+              <w:left w:w="140" w:type="dxa"/>
+              <w:right w:w="140" w:type="dxa"/>
+            </w:tcMar>
+          </w:tcPr>
+          <w:p>
+            <w:r/>
+            <w:r>
+              <w:rPr>
+                <w:rFonts w:ascii="맑은 고딕" w:hAnsi="맑은 고딕" w:eastAsia="맑은 고딕"/>
+                <w:b w:val="0"/>
+                <w:color w:val="1E293B"/>
+                <w:sz w:val="19"/>
+              </w:rPr>
+              <w:t>100대 룰셋 사전, AI 프롬프트 명세, 멀티모달 OCR 및 하이브리드 RAG 코어 구현</w:t>
+            </w:r>
+          </w:p>
+        </w:tc>
+        <w:tc>
+          <w:tcPr>
+            <w:tcW w:type="dxa" w:w="1632"/>
+            <w:shd w:fill="F8FAFC"/>
+            <w:tcMar>
+              <w:top w:w="90" w:type="dxa"/>
+              <w:bottom w:w="90" w:type="dxa"/>
+              <w:left w:w="140" w:type="dxa"/>
+              <w:right w:w="140" w:type="dxa"/>
+            </w:tcMar>
+          </w:tcPr>
+          <w:p>
+            <w:r/>
+            <w:r>
+              <w:rPr>
+                <w:rFonts w:ascii="맑은 고딕" w:hAnsi="맑은 고딕" w:eastAsia="맑은 고딕"/>
+                <w:b w:val="0"/>
+                <w:color w:val="1E293B"/>
+                <w:sz w:val="19"/>
+              </w:rPr>
+              <w:t>정상 추진</w:t>
+            </w:r>
+          </w:p>
+        </w:tc>
+      </w:tr>
+      <w:tr>
+        <w:tc>
+          <w:tcPr>
+            <w:tcW w:type="dxa" w:w="1632"/>
+            <w:shd w:fill="FFFFFF"/>
+            <w:tcMar>
+              <w:top w:w="90" w:type="dxa"/>
+              <w:bottom w:w="90" w:type="dxa"/>
+              <w:left w:w="140" w:type="dxa"/>
+              <w:right w:w="140" w:type="dxa"/>
+            </w:tcMar>
+          </w:tcPr>
+          <w:p>
+            <w:r/>
+            <w:r>
+              <w:rPr>
+                <w:rFonts w:ascii="맑은 고딕" w:hAnsi="맑은 고딕" w:eastAsia="맑은 고딕"/>
+                <w:b w:val="0"/>
+                <w:color w:val="1E293B"/>
+                <w:sz w:val="19"/>
+              </w:rPr>
+              <w:t>누적 종합 공정률</w:t>
+            </w:r>
+          </w:p>
+        </w:tc>
+        <w:tc>
+          <w:tcPr>
+            <w:tcW w:type="dxa" w:w="1632"/>
+            <w:shd w:fill="FFFFFF"/>
+            <w:tcMar>
+              <w:top w:w="90" w:type="dxa"/>
+              <w:bottom w:w="90" w:type="dxa"/>
+              <w:left w:w="140" w:type="dxa"/>
+              <w:right w:w="140" w:type="dxa"/>
+            </w:tcMar>
+          </w:tcPr>
+          <w:p>
+            <w:r/>
+            <w:r>
+              <w:rPr>
+                <w:rFonts w:ascii="맑은 고딕" w:hAnsi="맑은 고딕" w:eastAsia="맑은 고딕"/>
+                <w:b w:val="0"/>
+                <w:color w:val="1E293B"/>
+                <w:sz w:val="19"/>
+              </w:rPr>
+              <w:t>75.0%</w:t>
+            </w:r>
+          </w:p>
+        </w:tc>
+        <w:tc>
+          <w:tcPr>
+            <w:tcW w:type="dxa" w:w="1632"/>
+            <w:shd w:fill="FFFFFF"/>
+            <w:tcMar>
+              <w:top w:w="90" w:type="dxa"/>
+              <w:bottom w:w="90" w:type="dxa"/>
+              <w:left w:w="140" w:type="dxa"/>
+              <w:right w:w="140" w:type="dxa"/>
+            </w:tcMar>
+          </w:tcPr>
+          <w:p>
+            <w:r/>
+            <w:r>
+              <w:rPr>
+                <w:rFonts w:ascii="맑은 고딕" w:hAnsi="맑은 고딕" w:eastAsia="맑은 고딕"/>
+                <w:b w:val="0"/>
+                <w:color w:val="1E293B"/>
+                <w:sz w:val="19"/>
+              </w:rPr>
+              <w:t>70.0%</w:t>
+            </w:r>
+          </w:p>
+        </w:tc>
+        <w:tc>
+          <w:tcPr>
+            <w:tcW w:type="dxa" w:w="1632"/>
+            <w:shd w:fill="FFFFFF"/>
+            <w:tcMar>
+              <w:top w:w="90" w:type="dxa"/>
+              <w:bottom w:w="90" w:type="dxa"/>
+              <w:left w:w="140" w:type="dxa"/>
+              <w:right w:w="140" w:type="dxa"/>
+            </w:tcMar>
+          </w:tcPr>
+          <w:p>
+            <w:r/>
+            <w:r>
+              <w:rPr>
+                <w:rFonts w:ascii="맑은 고딕" w:hAnsi="맑은 고딕" w:eastAsia="맑은 고딕"/>
+                <w:b w:val="0"/>
+                <w:color w:val="1E293B"/>
+                <w:sz w:val="19"/>
+              </w:rPr>
+              <w:t>72.5%</w:t>
+            </w:r>
+          </w:p>
+        </w:tc>
+        <w:tc>
+          <w:tcPr>
+            <w:tcW w:type="dxa" w:w="1632"/>
+            <w:shd w:fill="FFFFFF"/>
+            <w:tcMar>
+              <w:top w:w="90" w:type="dxa"/>
+              <w:bottom w:w="90" w:type="dxa"/>
+              <w:left w:w="140" w:type="dxa"/>
+              <w:right w:w="140" w:type="dxa"/>
+            </w:tcMar>
+          </w:tcPr>
+          <w:p>
+            <w:r/>
+            <w:r>
+              <w:rPr>
+                <w:rFonts w:ascii="맑은 고딕" w:hAnsi="맑은 고딕" w:eastAsia="맑은 고딕"/>
+                <w:b w:val="0"/>
+                <w:color w:val="1E293B"/>
+                <w:sz w:val="19"/>
+              </w:rPr>
+              <w:t>기성 지급 기준(70.0% 이상) 충족 및 검증계(STG) 시연 완료</w:t>
+            </w:r>
+          </w:p>
+        </w:tc>
+        <w:tc>
+          <w:tcPr>
+            <w:tcW w:type="dxa" w:w="1632"/>
+            <w:shd w:fill="FFFFFF"/>
+            <w:tcMar>
+              <w:top w:w="90" w:type="dxa"/>
+              <w:bottom w:w="90" w:type="dxa"/>
+              <w:left w:w="140" w:type="dxa"/>
+              <w:right w:w="140" w:type="dxa"/>
+            </w:tcMar>
+          </w:tcPr>
+          <w:p>
+            <w:r/>
+            <w:r>
+              <w:rPr>
+                <w:rFonts w:ascii="맑은 고딕" w:hAnsi="맑은 고딕" w:eastAsia="맑은 고딕"/>
+                <w:b w:val="0"/>
+                <w:color w:val="1E293B"/>
+                <w:sz w:val="19"/>
+              </w:rPr>
+              <w:t>기성 적격</w:t>
+            </w:r>
+          </w:p>
+        </w:tc>
+      </w:tr>
+    </w:tbl>
+    <w:p/>
+    <w:p>
+      <w:r>
+        <w:rPr>
+          <w:rFonts w:ascii="맑은 고딕" w:hAnsi="맑은 고딕" w:eastAsia="맑은 고딕"/>
+          <w:b/>
+          <w:color w:val="1B365D"/>
+          <w:sz w:val="25"/>
+        </w:rPr>
+        <w:t>2. 중간 기성 검수 총평</w:t>
+      </w:r>
+    </w:p>
+    <w:p>
+      <w:r>
+        <w:rPr>
+          <w:rFonts w:ascii="맑은 고딕" w:hAnsi="맑은 고딕" w:eastAsia="맑은 고딕"/>
+          <w:b w:val="0"/>
+          <w:color w:val="1E293B"/>
+          <w:sz w:val="20"/>
+        </w:rPr>
+        <w:t>검수 일시(2026년 08월 19일)에 검증계(STG) 환경에서 멀티모달 파일 업로드, OCR 추출, 100대 금지어 정규식 필터링 및 하이브리드 RAG 기반 3단계 LLM 심의 파이프라인 시연을 수행하여 전 항목 정상 동작함을 확인하였습니다.</w:t>
+      </w:r>
+    </w:p>
+    <w:p>
+      <w:pPr>
+        <w:jc w:val="right"/>
+      </w:pPr>
+      <w:r>
+        <w:rPr>
+          <w:rFonts w:ascii="맑은 고딕" w:hAnsi="맑은 고딕" w:eastAsia="맑은 고딕"/>
+          <w:b/>
+          <w:color w:val="0F172A"/>
+          <w:sz w:val="21"/>
+        </w:rPr>
+        <w:t>확정 및 서명일자: 2026년 08월 20일</w:t>
+      </w:r>
+    </w:p>
+    <w:tbl>
+      <w:tblPr>
+        <w:tblStyle w:val="TableGrid"/>
+        <w:tblW w:type="auto" w:w="0"/>
+        <w:jc w:val="center"/>
+        <w:tblLook w:firstColumn="1" w:firstRow="1" w:lastColumn="0" w:lastRow="0" w:noHBand="0" w:noVBand="1" w:val="04A0"/>
+      </w:tblPr>
+      <w:tblGrid>
+        <w:gridCol w:w="2448"/>
+        <w:gridCol w:w="2448"/>
+        <w:gridCol w:w="2448"/>
+        <w:gridCol w:w="2448"/>
+      </w:tblGrid>
+      <w:tr>
+        <w:tc>
+          <w:tcPr>
+            <w:tcW w:type="dxa" w:w="2448"/>
+            <w:shd w:fill="1B365D"/>
+            <w:tcMar>
+              <w:top w:w="110" w:type="dxa"/>
+              <w:bottom w:w="110" w:type="dxa"/>
+              <w:left w:w="140" w:type="dxa"/>
+              <w:right w:w="140" w:type="dxa"/>
+            </w:tcMar>
+          </w:tcPr>
+          <w:p>
+            <w:pPr>
+              <w:jc w:val="center"/>
+            </w:pPr>
+            <w:r/>
+            <w:r>
+              <w:rPr>
+                <w:rFonts w:ascii="맑은 고딕" w:hAnsi="맑은 고딕" w:eastAsia="맑은 고딕"/>
+                <w:b/>
+                <w:color w:val="FFFFFF"/>
+                <w:sz w:val="19"/>
+              </w:rPr>
+              <w:t>구분</w:t>
+            </w:r>
+          </w:p>
+        </w:tc>
+        <w:tc>
+          <w:tcPr>
+            <w:tcW w:type="dxa" w:w="2448"/>
+            <w:shd w:fill="1B365D"/>
+            <w:tcMar>
+              <w:top w:w="110" w:type="dxa"/>
+              <w:bottom w:w="110" w:type="dxa"/>
+              <w:left w:w="140" w:type="dxa"/>
+              <w:right w:w="140" w:type="dxa"/>
+            </w:tcMar>
+          </w:tcPr>
+          <w:p>
+            <w:pPr>
+              <w:jc w:val="center"/>
+            </w:pPr>
+            <w:r/>
+            <w:r>
+              <w:rPr>
+                <w:rFonts w:ascii="맑은 고딕" w:hAnsi="맑은 고딕" w:eastAsia="맑은 고딕"/>
+                <w:b/>
+                <w:color w:val="FFFFFF"/>
+                <w:sz w:val="19"/>
+              </w:rPr>
+              <w:t>소속 기관 및 부서</w:t>
+            </w:r>
+          </w:p>
+        </w:tc>
+        <w:tc>
+          <w:tcPr>
+            <w:tcW w:type="dxa" w:w="2448"/>
+            <w:shd w:fill="1B365D"/>
+            <w:tcMar>
+              <w:top w:w="110" w:type="dxa"/>
+              <w:bottom w:w="110" w:type="dxa"/>
+              <w:left w:w="140" w:type="dxa"/>
+              <w:right w:w="140" w:type="dxa"/>
+            </w:tcMar>
+          </w:tcPr>
+          <w:p>
+            <w:pPr>
+              <w:jc w:val="center"/>
+            </w:pPr>
+            <w:r/>
+            <w:r>
+              <w:rPr>
+                <w:rFonts w:ascii="맑은 고딕" w:hAnsi="맑은 고딕" w:eastAsia="맑은 고딕"/>
+                <w:b/>
+                <w:color w:val="FFFFFF"/>
+                <w:sz w:val="19"/>
+              </w:rPr>
+              <w:t>직급 / 성명</w:t>
+            </w:r>
+          </w:p>
+        </w:tc>
+        <w:tc>
+          <w:tcPr>
+            <w:tcW w:type="dxa" w:w="2448"/>
+            <w:shd w:fill="1B365D"/>
+            <w:tcMar>
+              <w:top w:w="110" w:type="dxa"/>
+              <w:bottom w:w="110" w:type="dxa"/>
+              <w:left w:w="140" w:type="dxa"/>
+              <w:right w:w="140" w:type="dxa"/>
+            </w:tcMar>
+          </w:tcPr>
+          <w:p>
+            <w:pPr>
+              <w:jc w:val="center"/>
+            </w:pPr>
+            <w:r/>
+            <w:r>
+              <w:rPr>
+                <w:rFonts w:ascii="맑은 고딕" w:hAnsi="맑은 고딕" w:eastAsia="맑은 고딕"/>
                 <w:b/>
                 <w:color w:val="FFFFFF"/>
                 <w:sz w:val="19"/>
@@ -441,19 +1388,23 @@
       <w:tr>
         <w:tc>
           <w:tcPr>
-            <w:tcW w:type="dxa" w:w="3120"/>
+            <w:tcW w:type="dxa" w:w="2448"/>
+            <w:shd w:fill="FFFFFF"/>
             <w:tcMar>
-              <w:top w:w="100" w:type="dxa"/>
-              <w:bottom w:w="100" w:type="dxa"/>
-              <w:left w:w="110" w:type="dxa"/>
-              <w:right w:w="110" w:type="dxa"/>
+              <w:top w:w="90" w:type="dxa"/>
+              <w:bottom w:w="90" w:type="dxa"/>
+              <w:left w:w="140" w:type="dxa"/>
+              <w:right w:w="140" w:type="dxa"/>
             </w:tcMar>
           </w:tcPr>
           <w:p>
+            <w:r/>
             <w:r>
               <w:rPr>
-                <w:rFonts w:ascii="Malgun Gothic" w:hAnsi="Malgun Gothic"/>
-                <w:sz w:val="18"/>
+                <w:rFonts w:ascii="맑은 고딕" w:hAnsi="맑은 고딕" w:eastAsia="맑은 고딕"/>
+                <w:b w:val="0"/>
+                <w:color w:val="1E293B"/>
+                <w:sz w:val="19"/>
               </w:rPr>
               <w:t>신청인 (수행사)</w:t>
             </w:r>
@@ -461,41 +1412,73 @@
         </w:tc>
         <w:tc>
           <w:tcPr>
-            <w:tcW w:type="dxa" w:w="3120"/>
+            <w:tcW w:type="dxa" w:w="2448"/>
+            <w:shd w:fill="FFFFFF"/>
             <w:tcMar>
-              <w:top w:w="100" w:type="dxa"/>
-              <w:bottom w:w="100" w:type="dxa"/>
-              <w:left w:w="110" w:type="dxa"/>
-              <w:right w:w="110" w:type="dxa"/>
+              <w:top w:w="90" w:type="dxa"/>
+              <w:bottom w:w="90" w:type="dxa"/>
+              <w:left w:w="140" w:type="dxa"/>
+              <w:right w:w="140" w:type="dxa"/>
             </w:tcMar>
           </w:tcPr>
           <w:p>
+            <w:r/>
             <w:r>
               <w:rPr>
-                <w:rFonts w:ascii="Malgun Gothic" w:hAnsi="Malgun Gothic"/>
-                <w:sz w:val="18"/>
+                <w:rFonts w:ascii="맑은 고딕" w:hAnsi="맑은 고딕" w:eastAsia="맑은 고딕"/>
+                <w:b w:val="0"/>
+                <w:color w:val="1E293B"/>
+                <w:sz w:val="19"/>
               </w:rPr>
-              <w:t>주식회사 엠파시 대표이사 [           ]</w:t>
+              <w:t>주식회사 엠파시 대표이사</w:t>
             </w:r>
           </w:p>
         </w:tc>
         <w:tc>
           <w:tcPr>
-            <w:tcW w:type="dxa" w:w="3120"/>
+            <w:tcW w:type="dxa" w:w="2448"/>
+            <w:shd w:fill="FFFFFF"/>
             <w:tcMar>
-              <w:top w:w="100" w:type="dxa"/>
-              <w:bottom w:w="100" w:type="dxa"/>
-              <w:left w:w="110" w:type="dxa"/>
-              <w:right w:w="110" w:type="dxa"/>
+              <w:top w:w="90" w:type="dxa"/>
+              <w:bottom w:w="90" w:type="dxa"/>
+              <w:left w:w="140" w:type="dxa"/>
+              <w:right w:w="140" w:type="dxa"/>
             </w:tcMar>
           </w:tcPr>
           <w:p>
+            <w:r/>
             <w:r>
               <w:rPr>
-                <w:rFonts w:ascii="Malgun Gothic" w:hAnsi="Malgun Gothic"/>
-                <w:sz w:val="18"/>
+                <w:rFonts w:ascii="맑은 고딕" w:hAnsi="맑은 고딕" w:eastAsia="맑은 고딕"/>
+                <w:b w:val="0"/>
+                <w:color w:val="1E293B"/>
+                <w:sz w:val="19"/>
               </w:rPr>
-              <w:t>(서명 또는 인)</w:t>
+              <w:t>대표이사 김 창 석</w:t>
+            </w:r>
+          </w:p>
+        </w:tc>
+        <w:tc>
+          <w:tcPr>
+            <w:tcW w:type="dxa" w:w="2448"/>
+            <w:shd w:fill="FFFFFF"/>
+            <w:tcMar>
+              <w:top w:w="90" w:type="dxa"/>
+              <w:bottom w:w="90" w:type="dxa"/>
+              <w:left w:w="140" w:type="dxa"/>
+              <w:right w:w="140" w:type="dxa"/>
+            </w:tcMar>
+          </w:tcPr>
+          <w:p>
+            <w:r/>
+            <w:r>
+              <w:rPr>
+                <w:rFonts w:ascii="맑은 고딕" w:hAnsi="맑은 고딕" w:eastAsia="맑은 고딕"/>
+                <w:b w:val="0"/>
+                <w:color w:val="1E293B"/>
+                <w:sz w:val="19"/>
+              </w:rPr>
+              <w:t>(직인 날인)</w:t>
             </w:r>
           </w:p>
         </w:tc>
@@ -503,61 +1486,195 @@
       <w:tr>
         <w:tc>
           <w:tcPr>
-            <w:tcW w:type="dxa" w:w="3120"/>
+            <w:tcW w:type="dxa" w:w="2448"/>
+            <w:shd w:fill="F8FAFC"/>
             <w:tcMar>
-              <w:top w:w="100" w:type="dxa"/>
-              <w:bottom w:w="100" w:type="dxa"/>
-              <w:left w:w="110" w:type="dxa"/>
-              <w:right w:w="110" w:type="dxa"/>
+              <w:top w:w="90" w:type="dxa"/>
+              <w:bottom w:w="90" w:type="dxa"/>
+              <w:left w:w="140" w:type="dxa"/>
+              <w:right w:w="140" w:type="dxa"/>
             </w:tcMar>
           </w:tcPr>
           <w:p>
+            <w:r/>
             <w:r>
               <w:rPr>
-                <w:rFonts w:ascii="Malgun Gothic" w:hAnsi="Malgun Gothic"/>
-                <w:sz w:val="18"/>
+                <w:rFonts w:ascii="맑은 고딕" w:hAnsi="맑은 고딕" w:eastAsia="맑은 고딕"/>
+                <w:b w:val="0"/>
+                <w:color w:val="1E293B"/>
+                <w:sz w:val="19"/>
               </w:rPr>
-              <w:t>검사원 (발주처)</w:t>
+              <w:t>중간검수원 (발주처)</w:t>
             </w:r>
           </w:p>
         </w:tc>
         <w:tc>
           <w:tcPr>
-            <w:tcW w:type="dxa" w:w="3120"/>
+            <w:tcW w:type="dxa" w:w="2448"/>
+            <w:shd w:fill="F8FAFC"/>
             <w:tcMar>
-              <w:top w:w="100" w:type="dxa"/>
-              <w:bottom w:w="100" w:type="dxa"/>
-              <w:left w:w="110" w:type="dxa"/>
-              <w:right w:w="110" w:type="dxa"/>
+              <w:top w:w="90" w:type="dxa"/>
+              <w:bottom w:w="90" w:type="dxa"/>
+              <w:left w:w="140" w:type="dxa"/>
+              <w:right w:w="140" w:type="dxa"/>
             </w:tcMar>
           </w:tcPr>
           <w:p>
+            <w:r/>
             <w:r>
               <w:rPr>
-                <w:rFonts w:ascii="Malgun Gothic" w:hAnsi="Malgun Gothic"/>
-                <w:sz w:val="18"/>
+                <w:rFonts w:ascii="맑은 고딕" w:hAnsi="맑은 고딕" w:eastAsia="맑은 고딕"/>
+                <w:b w:val="0"/>
+                <w:color w:val="1E293B"/>
+                <w:sz w:val="19"/>
               </w:rPr>
-              <w:t>[고객사명] 중간검수검사원 [           ]</w:t>
+              <w:t>주식회사 한빛글로벌 IT정보화팀</w:t>
             </w:r>
           </w:p>
         </w:tc>
         <w:tc>
           <w:tcPr>
-            <w:tcW w:type="dxa" w:w="3120"/>
+            <w:tcW w:type="dxa" w:w="2448"/>
+            <w:shd w:fill="F8FAFC"/>
             <w:tcMar>
-              <w:top w:w="100" w:type="dxa"/>
-              <w:bottom w:w="100" w:type="dxa"/>
-              <w:left w:w="110" w:type="dxa"/>
-              <w:right w:w="110" w:type="dxa"/>
+              <w:top w:w="90" w:type="dxa"/>
+              <w:bottom w:w="90" w:type="dxa"/>
+              <w:left w:w="140" w:type="dxa"/>
+              <w:right w:w="140" w:type="dxa"/>
             </w:tcMar>
           </w:tcPr>
           <w:p>
+            <w:r/>
             <w:r>
               <w:rPr>
-                <w:rFonts w:ascii="Malgun Gothic" w:hAnsi="Malgun Gothic"/>
-                <w:sz w:val="18"/>
+                <w:rFonts w:ascii="맑은 고딕" w:hAnsi="맑은 고딕" w:eastAsia="맑은 고딕"/>
+                <w:b w:val="0"/>
+                <w:color w:val="1E293B"/>
+                <w:sz w:val="19"/>
               </w:rPr>
-              <w:t>(서명 또는 인)</w:t>
+              <w:t>팀장 정 태 윤</w:t>
+            </w:r>
+          </w:p>
+        </w:tc>
+        <w:tc>
+          <w:tcPr>
+            <w:tcW w:type="dxa" w:w="2448"/>
+            <w:shd w:fill="F8FAFC"/>
+            <w:tcMar>
+              <w:top w:w="90" w:type="dxa"/>
+              <w:bottom w:w="90" w:type="dxa"/>
+              <w:left w:w="140" w:type="dxa"/>
+              <w:right w:w="140" w:type="dxa"/>
+            </w:tcMar>
+          </w:tcPr>
+          <w:p>
+            <w:r/>
+            <w:r>
+              <w:rPr>
+                <w:rFonts w:ascii="맑은 고딕" w:hAnsi="맑은 고딕" w:eastAsia="맑은 고딕"/>
+                <w:b w:val="0"/>
+                <w:color w:val="1E293B"/>
+                <w:sz w:val="19"/>
+              </w:rPr>
+              <w:t>(검수 합격)</w:t>
+            </w:r>
+          </w:p>
+        </w:tc>
+      </w:tr>
+      <w:tr>
+        <w:tc>
+          <w:tcPr>
+            <w:tcW w:type="dxa" w:w="2448"/>
+            <w:shd w:fill="FFFFFF"/>
+            <w:tcMar>
+              <w:top w:w="90" w:type="dxa"/>
+              <w:bottom w:w="90" w:type="dxa"/>
+              <w:left w:w="140" w:type="dxa"/>
+              <w:right w:w="140" w:type="dxa"/>
+            </w:tcMar>
+          </w:tcPr>
+          <w:p>
+            <w:r/>
+            <w:r>
+              <w:rPr>
+                <w:rFonts w:ascii="맑은 고딕" w:hAnsi="맑은 고딕" w:eastAsia="맑은 고딕"/>
+                <w:b w:val="0"/>
+                <w:color w:val="1E293B"/>
+                <w:sz w:val="19"/>
+              </w:rPr>
+              <w:t>입회 확인관 (발주처)</w:t>
+            </w:r>
+          </w:p>
+        </w:tc>
+        <w:tc>
+          <w:tcPr>
+            <w:tcW w:type="dxa" w:w="2448"/>
+            <w:shd w:fill="FFFFFF"/>
+            <w:tcMar>
+              <w:top w:w="90" w:type="dxa"/>
+              <w:bottom w:w="90" w:type="dxa"/>
+              <w:left w:w="140" w:type="dxa"/>
+              <w:right w:w="140" w:type="dxa"/>
+            </w:tcMar>
+          </w:tcPr>
+          <w:p>
+            <w:r/>
+            <w:r>
+              <w:rPr>
+                <w:rFonts w:ascii="맑은 고딕" w:hAnsi="맑은 고딕" w:eastAsia="맑은 고딕"/>
+                <w:b w:val="0"/>
+                <w:color w:val="1E293B"/>
+                <w:sz w:val="19"/>
+              </w:rPr>
+              <w:t>주식회사 한빛글로벌 규제심의팀</w:t>
+            </w:r>
+          </w:p>
+        </w:tc>
+        <w:tc>
+          <w:tcPr>
+            <w:tcW w:type="dxa" w:w="2448"/>
+            <w:shd w:fill="FFFFFF"/>
+            <w:tcMar>
+              <w:top w:w="90" w:type="dxa"/>
+              <w:bottom w:w="90" w:type="dxa"/>
+              <w:left w:w="140" w:type="dxa"/>
+              <w:right w:w="140" w:type="dxa"/>
+            </w:tcMar>
+          </w:tcPr>
+          <w:p>
+            <w:r/>
+            <w:r>
+              <w:rPr>
+                <w:rFonts w:ascii="맑은 고딕" w:hAnsi="맑은 고딕" w:eastAsia="맑은 고딕"/>
+                <w:b w:val="0"/>
+                <w:color w:val="1E293B"/>
+                <w:sz w:val="19"/>
+              </w:rPr>
+              <w:t>팀장 윤 서 연</w:t>
+            </w:r>
+          </w:p>
+        </w:tc>
+        <w:tc>
+          <w:tcPr>
+            <w:tcW w:type="dxa" w:w="2448"/>
+            <w:shd w:fill="FFFFFF"/>
+            <w:tcMar>
+              <w:top w:w="90" w:type="dxa"/>
+              <w:bottom w:w="90" w:type="dxa"/>
+              <w:left w:w="140" w:type="dxa"/>
+              <w:right w:w="140" w:type="dxa"/>
+            </w:tcMar>
+          </w:tcPr>
+          <w:p>
+            <w:r/>
+            <w:r>
+              <w:rPr>
+                <w:rFonts w:ascii="맑은 고딕" w:hAnsi="맑은 고딕" w:eastAsia="맑은 고딕"/>
+                <w:b w:val="0"/>
+                <w:color w:val="1E293B"/>
+                <w:sz w:val="19"/>
+              </w:rPr>
+              <w:t>(입회 확인)</w:t>
             </w:r>
           </w:p>
         </w:tc>
@@ -566,7 +1683,7 @@
     <w:p/>
     <w:sectPr>
       <w:pgSz w:w="12240" w:h="15840"/>
-      <w:pgMar w:top="1440" w:right="1440" w:bottom="1440" w:left="1440" w:header="720" w:footer="720" w:gutter="0"/>
+      <w:pgMar w:top="1152" w:right="1224" w:bottom="1152" w:left="1224" w:header="720" w:footer="720" w:gutter="0"/>
       <w:cols w:space="720"/>
       <w:docGrid w:linePitch="360"/>
     </w:sectPr>

--- a/templates/office/Phase3_기성검수신청서_중간보고서.docx
+++ b/templates/office/Phase3_기성검수신청서_중간보고서.docx
@@ -10,7 +10,7 @@
           <w:color w:val="2563EB"/>
           <w:sz w:val="17"/>
         </w:rPr>
-        <w:t>[엠파시 엔터프라이즈 표준 사업관리 서식] 문서번호: EMP-DOC-P3-05 | 사업명: 한빛글로벌 SyncGuard AI 시스템 구축</w:t>
+        <w:t>[엠파시 엔터프라이즈 표준 사업관리 서식] 문서번호: EMP-DOC-P3-05 | 사업명: 한빛글로벌 SyncFlow AI 시스템 구축</w:t>
       </w:r>
     </w:p>
     <w:p>
@@ -147,7 +147,7 @@
                 <w:color w:val="1E293B"/>
                 <w:sz w:val="19"/>
               </w:rPr>
-              <w:t>SyncGuard AI — 엔터프라이즈 AI 콘텐츠·규제 심의 자동화 시스템 구축 (HB-IT-2026-0042)</w:t>
+              <w:t>SyncFlow AI — 엔터프라이즈 AI 콘텐츠·규제 검증 자동화 시스템 구축 (HB-IT-2026-0042)</w:t>
             </w:r>
           </w:p>
         </w:tc>
@@ -1245,7 +1245,7 @@
           <w:color w:val="1E293B"/>
           <w:sz w:val="20"/>
         </w:rPr>
-        <w:t>검수 일시(2026년 08월 19일)에 검증계(STG) 환경에서 멀티모달 파일 업로드, OCR 추출, 100대 금지어 정규식 필터링 및 하이브리드 RAG 기반 3단계 LLM 심의 파이프라인 시연을 수행하여 전 항목 정상 동작함을 확인하였습니다.</w:t>
+        <w:t>검수 일시(2026년 08월 19일)에 검증계(STG) 환경에서 멀티모달 파일 업로드, OCR 추출, 100대 독소조항 정규식 필터링 및 하이브리드 RAG 기반 3단계 LLM 검증 파이프라인 시연을 수행하여 전 항목 정상 동작함을 확인하였습니다.</w:t>
       </w:r>
     </w:p>
     <w:p>
@@ -1626,7 +1626,7 @@
                 <w:color w:val="1E293B"/>
                 <w:sz w:val="19"/>
               </w:rPr>
-              <w:t>주식회사 한빛글로벌 규제심의팀</w:t>
+              <w:t>주식회사 한빛글로벌 규제검증팀</w:t>
             </w:r>
           </w:p>
         </w:tc>
